--- a/研究生中期考核表.docx
+++ b/研究生中期考核表.docx
@@ -803,18 +803,7 @@
                 <w:sz w:val="24"/>
                 <w:szCs w:val="24"/>
               </w:rPr>
-              <w:t>本次实践让我更深刻地</w:t>
-            </w:r>
-            <w:bookmarkStart w:id="0" w:name="_GoBack"/>
-            <w:bookmarkEnd w:id="0"/>
-            <w:r>
-              <w:rPr>
-                <w:rFonts w:hint="eastAsia" w:ascii="Calibri" w:hAnsi="Calibri" w:eastAsia="宋体" w:cs="Times New Roman"/>
-                <w:bCs/>
-                <w:sz w:val="24"/>
-                <w:szCs w:val="24"/>
-              </w:rPr>
-              <w:t>理解了大型互联网业务的目标导向与协同机制，养成了结果意识、时间管理与风险预案意识。后续将继续强化业务理解与数据意识，把实践中形成的任务拆解、节点评审、复盘改进等方法带入科研与学习，提升在复杂场景下的执行力与影响力。</w:t>
+              <w:t>本次实践让我更深刻地理解了大型互联网业务的目标导向与协同机制，养成了结果意识、时间管理与风险预案意识。后续将继续强化业务理解与数据意识，把实践中形成的任务拆解、节点评审、复盘改进等方法带入科研与学习，提升在复杂场景下的执行力与影响力。</w:t>
             </w:r>
           </w:p>
         </w:tc>
@@ -1122,15 +1111,8 @@
                 <w:szCs w:val="24"/>
               </w:rPr>
             </w:pPr>
-            <w:r>
-              <w:rPr>
-                <w:rFonts w:hint="eastAsia" w:ascii="Calibri" w:hAnsi="Calibri" w:eastAsia="宋体" w:cs="Times New Roman"/>
-                <w:bCs/>
-                <w:sz w:val="24"/>
-                <w:szCs w:val="24"/>
-              </w:rPr>
-              <w:t>无</w:t>
-            </w:r>
+            <w:bookmarkStart w:id="0" w:name="_GoBack"/>
+            <w:bookmarkEnd w:id="0"/>
           </w:p>
           <w:p>
             <w:pPr>
